--- a/шаблон_отчёт_проект1_новый.docx
+++ b/шаблон_отчёт_проект1_новый.docx
@@ -854,6 +854,7 @@
           <w:numId w:val="18"/>
         </w:numPr>
         <w:spacing w:before="240" w:after="240" w:line="360" w:lineRule="auto"/>
+        <w:jc w:val="both"/>
         <w:rPr>
           <w:sz w:val="28"/>
           <w:lang w:val="ru-RU"/>
@@ -959,6 +960,7 @@
           <w:numId w:val="18"/>
         </w:numPr>
         <w:spacing w:before="240" w:after="240" w:line="360" w:lineRule="auto"/>
+        <w:jc w:val="both"/>
         <w:rPr>
           <w:sz w:val="28"/>
           <w:lang w:val="ru-RU"/>
@@ -1079,6 +1081,7 @@
           <w:numId w:val="18"/>
         </w:numPr>
         <w:spacing w:before="240" w:after="240" w:line="360" w:lineRule="auto"/>
+        <w:jc w:val="both"/>
         <w:rPr>
           <w:sz w:val="28"/>
           <w:lang w:val="ru-RU"/>
@@ -1147,6 +1150,7 @@
           <w:numId w:val="18"/>
         </w:numPr>
         <w:spacing w:before="240" w:after="240" w:line="360" w:lineRule="auto"/>
+        <w:jc w:val="both"/>
         <w:rPr>
           <w:sz w:val="28"/>
           <w:lang w:val="ru-RU"/>
@@ -1413,6 +1417,7 @@
           <w:sz w:val="28"/>
         </w:rPr>
       </w:pPr>
+      <w:proofErr w:type="spellStart"/>
       <w:r>
         <w:rPr>
           <w:b/>
@@ -1420,13 +1425,32 @@
           <w:sz w:val="28"/>
         </w:rPr>
         <w:lastRenderedPageBreak/>
-        <w:t>Моя роль</w:t>
-      </w:r>
-    </w:p>
-    <w:p>
-      <w:pPr>
-        <w:spacing w:line="360" w:lineRule="auto"/>
-        <w:ind w:firstLine="360"/>
+        <w:t>Моя</w:t>
+      </w:r>
+      <w:proofErr w:type="spellEnd"/>
+      <w:r>
+        <w:rPr>
+          <w:b/>
+          <w:bCs/>
+          <w:sz w:val="28"/>
+        </w:rPr>
+        <w:t xml:space="preserve"> </w:t>
+      </w:r>
+      <w:proofErr w:type="spellStart"/>
+      <w:r>
+        <w:rPr>
+          <w:b/>
+          <w:bCs/>
+          <w:sz w:val="28"/>
+        </w:rPr>
+        <w:t>роль</w:t>
+      </w:r>
+      <w:proofErr w:type="spellEnd"/>
+    </w:p>
+    <w:p>
+      <w:pPr>
+        <w:spacing w:line="360" w:lineRule="auto"/>
+        <w:ind w:left="426" w:firstLine="282"/>
         <w:jc w:val="both"/>
         <w:rPr>
           <w:sz w:val="28"/>
@@ -1436,13 +1460,96 @@
         <w:rPr>
           <w:sz w:val="28"/>
         </w:rPr>
-        <w:t>[Опишите свою роль в проекте. Укажите, за какой этап вы отвечаете и что получаете на вход от смежных участников команды.]</w:t>
-      </w:r>
-    </w:p>
-    <w:p>
-      <w:pPr>
-        <w:spacing w:line="360" w:lineRule="auto"/>
-        <w:ind w:firstLine="360"/>
+        <w:t xml:space="preserve">В данном проекте моя роль заключается в обучении нейросети для обработки фотографий. На входе программа получает </w:t>
+      </w:r>
+      <w:r>
+        <w:rPr>
+          <w:sz w:val="28"/>
+        </w:rPr>
+        <w:t>.</w:t>
+      </w:r>
+      <w:r>
+        <w:rPr>
+          <w:sz w:val="28"/>
+          <w:lang w:val="en-US"/>
+        </w:rPr>
+        <w:t>tiff</w:t>
+      </w:r>
+      <w:r>
+        <w:rPr>
+          <w:sz w:val="28"/>
+        </w:rPr>
+        <w:t xml:space="preserve"> </w:t>
+      </w:r>
+      <w:r>
+        <w:rPr>
+          <w:sz w:val="28"/>
+        </w:rPr>
+        <w:t xml:space="preserve">файл от </w:t>
+      </w:r>
+      <w:r>
+        <w:rPr>
+          <w:sz w:val="28"/>
+          <w:lang w:val="en-US"/>
+        </w:rPr>
+        <w:t>Data</w:t>
+      </w:r>
+      <w:r>
+        <w:rPr>
+          <w:sz w:val="28"/>
+        </w:rPr>
+        <w:t xml:space="preserve"> </w:t>
+      </w:r>
+      <w:r>
+        <w:rPr>
+          <w:sz w:val="28"/>
+          <w:lang w:val="en-US"/>
+        </w:rPr>
+        <w:t>Engineer</w:t>
+      </w:r>
+      <w:r>
+        <w:rPr>
+          <w:sz w:val="28"/>
+        </w:rPr>
+        <w:t xml:space="preserve">, </w:t>
+      </w:r>
+      <w:r>
+        <w:rPr>
+          <w:sz w:val="28"/>
+        </w:rPr>
+        <w:t xml:space="preserve">обрабатывается, затем передаётся в том же формате </w:t>
+      </w:r>
+      <w:r>
+        <w:rPr>
+          <w:sz w:val="28"/>
+          <w:lang w:val="en-US"/>
+        </w:rPr>
+        <w:t>OCR</w:t>
+      </w:r>
+      <w:r>
+        <w:rPr>
+          <w:sz w:val="28"/>
+        </w:rPr>
+        <w:t>/</w:t>
+      </w:r>
+      <w:r>
+        <w:rPr>
+          <w:sz w:val="28"/>
+          <w:lang w:val="en-US"/>
+        </w:rPr>
+        <w:t>NLP</w:t>
+      </w:r>
+      <w:r>
+        <w:rPr>
+          <w:sz w:val="28"/>
+        </w:rPr>
+        <w:t xml:space="preserve"> для дальнейшего чтения текста.</w:t>
+      </w:r>
+    </w:p>
+    <w:p>
+      <w:pPr>
+        <w:spacing w:line="360" w:lineRule="auto"/>
+        <w:ind w:left="426"/>
         <w:jc w:val="both"/>
         <w:rPr>
           <w:sz w:val="28"/>
@@ -1452,8 +1559,50 @@
         <w:rPr>
           <w:sz w:val="28"/>
         </w:rPr>
-        <w:t>[Опишите, как устроена ваша часть работы: из каких шагов она состоит, какие инструменты и технологии используете, что является итоговым результатом.]</w:t>
-      </w:r>
+        <w:tab/>
+        <w:t xml:space="preserve">При помощи библиотеки </w:t>
+      </w:r>
+      <w:r>
+        <w:rPr>
+          <w:sz w:val="28"/>
+          <w:lang w:val="en-US"/>
+        </w:rPr>
+        <w:t>OpenCV</w:t>
+      </w:r>
+      <w:r>
+        <w:rPr>
+          <w:sz w:val="28"/>
+        </w:rPr>
+        <w:t xml:space="preserve"> </w:t>
+      </w:r>
+      <w:r>
+        <w:rPr>
+          <w:sz w:val="28"/>
+        </w:rPr>
+        <w:t xml:space="preserve">для языка программирования </w:t>
+      </w:r>
+      <w:r>
+        <w:rPr>
+          <w:sz w:val="28"/>
+          <w:lang w:val="en-US"/>
+        </w:rPr>
+        <w:t>Python</w:t>
+      </w:r>
+      <w:r>
+        <w:rPr>
+          <w:sz w:val="28"/>
+        </w:rPr>
+        <w:t xml:space="preserve"> фотография документа должна быть развёрнута под правильный угол, задний фон вырезан, а затем цвет должен быть конвертирован в чёрно-белый для облегчения чтения текста.</w:t>
+      </w:r>
+    </w:p>
+    <w:p>
+      <w:pPr>
+        <w:spacing w:line="360" w:lineRule="auto"/>
+        <w:jc w:val="both"/>
+        <w:rPr>
+          <w:sz w:val="28"/>
+        </w:rPr>
+      </w:pPr>
     </w:p>
     <w:p>
       <w:pPr>
@@ -1477,19 +1626,75 @@
           <w:sz w:val="28"/>
         </w:rPr>
       </w:pPr>
-      <w:r>
-        <w:rPr>
-          <w:b/>
-          <w:bCs/>
-          <w:sz w:val="28"/>
-        </w:rPr>
-        <w:t>Что сделано за период</w:t>
-      </w:r>
-    </w:p>
-    <w:p>
-      <w:pPr>
-        <w:spacing w:line="360" w:lineRule="auto"/>
-        <w:ind w:firstLine="360"/>
+      <w:proofErr w:type="spellStart"/>
+      <w:r>
+        <w:rPr>
+          <w:b/>
+          <w:bCs/>
+          <w:sz w:val="28"/>
+        </w:rPr>
+        <w:t>Что</w:t>
+      </w:r>
+      <w:proofErr w:type="spellEnd"/>
+      <w:r>
+        <w:rPr>
+          <w:b/>
+          <w:bCs/>
+          <w:sz w:val="28"/>
+        </w:rPr>
+        <w:t xml:space="preserve"> </w:t>
+      </w:r>
+      <w:proofErr w:type="spellStart"/>
+      <w:r>
+        <w:rPr>
+          <w:b/>
+          <w:bCs/>
+          <w:sz w:val="28"/>
+        </w:rPr>
+        <w:t>сделано</w:t>
+      </w:r>
+      <w:proofErr w:type="spellEnd"/>
+      <w:r>
+        <w:rPr>
+          <w:b/>
+          <w:bCs/>
+          <w:sz w:val="28"/>
+        </w:rPr>
+        <w:t xml:space="preserve"> </w:t>
+      </w:r>
+      <w:proofErr w:type="spellStart"/>
+      <w:r>
+        <w:rPr>
+          <w:b/>
+          <w:bCs/>
+          <w:sz w:val="28"/>
+        </w:rPr>
+        <w:t>за</w:t>
+      </w:r>
+      <w:proofErr w:type="spellEnd"/>
+      <w:r>
+        <w:rPr>
+          <w:b/>
+          <w:bCs/>
+          <w:sz w:val="28"/>
+        </w:rPr>
+        <w:t xml:space="preserve"> </w:t>
+      </w:r>
+      <w:proofErr w:type="spellStart"/>
+      <w:r>
+        <w:rPr>
+          <w:b/>
+          <w:bCs/>
+          <w:sz w:val="28"/>
+        </w:rPr>
+        <w:t>период</w:t>
+      </w:r>
+      <w:proofErr w:type="spellEnd"/>
+    </w:p>
+    <w:p>
+      <w:pPr>
+        <w:spacing w:line="360" w:lineRule="auto"/>
+        <w:ind w:left="567"/>
         <w:jc w:val="both"/>
         <w:rPr>
           <w:sz w:val="28"/>
@@ -1499,61 +1704,1477 @@
         <w:rPr>
           <w:sz w:val="28"/>
         </w:rPr>
-        <w:t>[Опишите конкретные шаги, выполненные за отчётный период.]</w:t>
-      </w:r>
-    </w:p>
-    <w:p>
-      <w:pPr>
-        <w:numPr>
-          <w:ilvl w:val="0"/>
-          <w:numId w:val="13"/>
-        </w:numPr>
-        <w:spacing w:line="360" w:lineRule="auto"/>
-        <w:rPr>
-          <w:sz w:val="28"/>
-        </w:rPr>
-      </w:pPr>
-      <w:r>
-        <w:rPr>
-          <w:sz w:val="28"/>
-        </w:rPr>
-        <w:t>[Шаг 1 — например, изучена документация по используемым библиотекам и инструментам]</w:t>
-      </w:r>
-    </w:p>
-    <w:p>
-      <w:pPr>
-        <w:numPr>
-          <w:ilvl w:val="0"/>
-          <w:numId w:val="13"/>
-        </w:numPr>
-        <w:spacing w:line="360" w:lineRule="auto"/>
-        <w:rPr>
-          <w:sz w:val="28"/>
-        </w:rPr>
-      </w:pPr>
-      <w:r>
-        <w:rPr>
-          <w:sz w:val="28"/>
-        </w:rPr>
-        <w:t>[Шаг 2 — например, написан прототип кода, реализующий базовую структуру]</w:t>
-      </w:r>
-    </w:p>
-    <w:p>
-      <w:pPr>
-        <w:numPr>
-          <w:ilvl w:val="0"/>
-          <w:numId w:val="13"/>
-        </w:numPr>
-        <w:spacing w:line="360" w:lineRule="auto"/>
-        <w:rPr>
-          <w:sz w:val="28"/>
-        </w:rPr>
-      </w:pPr>
-      <w:r>
-        <w:rPr>
-          <w:sz w:val="28"/>
-        </w:rPr>
-        <w:t>[Шаг 3 — например, проведено тестирование на доступных данных]</w:t>
+        <w:t>Шаг 1</w:t>
+      </w:r>
+    </w:p>
+    <w:p>
+      <w:pPr>
+        <w:spacing w:line="360" w:lineRule="auto"/>
+        <w:ind w:left="567"/>
+        <w:jc w:val="both"/>
+        <w:rPr>
+          <w:sz w:val="28"/>
+        </w:rPr>
+      </w:pPr>
+      <w:r>
+        <w:rPr>
+          <w:sz w:val="28"/>
+        </w:rPr>
+        <w:t xml:space="preserve">Была поверхностно изучена документация для работы с </w:t>
+      </w:r>
+      <w:r>
+        <w:rPr>
+          <w:sz w:val="28"/>
+          <w:lang w:val="en-US"/>
+        </w:rPr>
+        <w:t>OpenCV</w:t>
+      </w:r>
+      <w:r>
+        <w:rPr>
+          <w:sz w:val="28"/>
+        </w:rPr>
+        <w:t xml:space="preserve"> </w:t>
+      </w:r>
+      <w:r>
+        <w:rPr>
+          <w:sz w:val="28"/>
+        </w:rPr>
+        <w:t>и его базовый принцип, библиотека была установлена на ПК</w:t>
+      </w:r>
+    </w:p>
+    <w:p>
+      <w:pPr>
+        <w:spacing w:line="360" w:lineRule="auto"/>
+        <w:ind w:left="567"/>
+        <w:jc w:val="both"/>
+        <w:rPr>
+          <w:sz w:val="28"/>
+        </w:rPr>
+      </w:pPr>
+      <w:r>
+        <w:rPr>
+          <w:sz w:val="28"/>
+        </w:rPr>
+        <w:t>Шаг 2</w:t>
+      </w:r>
+    </w:p>
+    <w:p>
+      <w:pPr>
+        <w:spacing w:line="360" w:lineRule="auto"/>
+        <w:ind w:left="567"/>
+        <w:jc w:val="both"/>
+        <w:rPr>
+          <w:sz w:val="28"/>
+        </w:rPr>
+      </w:pPr>
+      <w:r>
+        <w:rPr>
+          <w:sz w:val="28"/>
+        </w:rPr>
+        <w:t>Были написаны прототипы двух главных элементов функционала программы: разворот изображения на определённое количество градусов и конвертация его цветов в чёрно-белые.</w:t>
+      </w:r>
+    </w:p>
+    <w:p>
+      <w:pPr>
+        <w:spacing w:line="360" w:lineRule="auto"/>
+        <w:ind w:left="567"/>
+        <w:jc w:val="both"/>
+        <w:rPr>
+          <w:sz w:val="28"/>
+          <w:lang w:val="en-US"/>
+        </w:rPr>
+      </w:pPr>
+      <w:r>
+        <w:rPr>
+          <w:sz w:val="28"/>
+        </w:rPr>
+        <w:t>Код программы:</w:t>
+      </w:r>
+    </w:p>
+    <w:p>
+      <w:pPr>
+        <w:spacing w:line="360" w:lineRule="auto"/>
+        <w:ind w:left="567"/>
+        <w:jc w:val="both"/>
+        <w:rPr>
+          <w:sz w:val="28"/>
+          <w:lang w:val="en-US"/>
+        </w:rPr>
+      </w:pPr>
+    </w:p>
+    <w:p>
+      <w:pPr>
+        <w:spacing w:line="360" w:lineRule="auto"/>
+        <w:ind w:left="567"/>
+        <w:jc w:val="both"/>
+        <w:rPr>
+          <w:rFonts w:ascii="Arial" w:hAnsi="Arial" w:cs="Arial"/>
+          <w:b/>
+          <w:bCs/>
+          <w:szCs w:val="22"/>
+          <w:lang w:val="en-US"/>
+        </w:rPr>
+      </w:pPr>
+      <w:r>
+        <w:rPr>
+          <w:rFonts w:ascii="Arial" w:hAnsi="Arial" w:cs="Arial"/>
+          <w:b/>
+          <w:bCs/>
+          <w:szCs w:val="22"/>
+          <w:lang w:val="en-US"/>
+        </w:rPr>
+        <w:t>import cv2 as cv</w:t>
+      </w:r>
+    </w:p>
+    <w:p>
+      <w:pPr>
+        <w:spacing w:line="360" w:lineRule="auto"/>
+        <w:ind w:left="567"/>
+        <w:jc w:val="both"/>
+        <w:rPr>
+          <w:rFonts w:ascii="Arial" w:hAnsi="Arial" w:cs="Arial"/>
+          <w:b/>
+          <w:bCs/>
+          <w:szCs w:val="22"/>
+          <w:lang w:val="en-US"/>
+        </w:rPr>
+      </w:pPr>
+      <w:r>
+        <w:rPr>
+          <w:rFonts w:ascii="Arial" w:hAnsi="Arial" w:cs="Arial"/>
+          <w:b/>
+          <w:bCs/>
+          <w:szCs w:val="22"/>
+          <w:lang w:val="en-US"/>
+        </w:rPr>
+        <w:t xml:space="preserve">import </w:t>
+      </w:r>
+      <w:proofErr w:type="spellStart"/>
+      <w:r>
+        <w:rPr>
+          <w:rFonts w:ascii="Arial" w:hAnsi="Arial" w:cs="Arial"/>
+          <w:b/>
+          <w:bCs/>
+          <w:szCs w:val="22"/>
+          <w:lang w:val="en-US"/>
+        </w:rPr>
+        <w:t>numpy</w:t>
+      </w:r>
+      <w:proofErr w:type="spellEnd"/>
+      <w:r>
+        <w:rPr>
+          <w:rFonts w:ascii="Arial" w:hAnsi="Arial" w:cs="Arial"/>
+          <w:b/>
+          <w:bCs/>
+          <w:szCs w:val="22"/>
+          <w:lang w:val="en-US"/>
+        </w:rPr>
+        <w:t xml:space="preserve"> as np</w:t>
+      </w:r>
+    </w:p>
+    <w:p>
+      <w:pPr>
+        <w:spacing w:line="360" w:lineRule="auto"/>
+        <w:ind w:left="567"/>
+        <w:jc w:val="both"/>
+        <w:rPr>
+          <w:rFonts w:ascii="Arial" w:hAnsi="Arial" w:cs="Arial"/>
+          <w:b/>
+          <w:bCs/>
+          <w:szCs w:val="22"/>
+          <w:lang w:val="en-US"/>
+        </w:rPr>
+      </w:pPr>
+    </w:p>
+    <w:p>
+      <w:pPr>
+        <w:spacing w:line="360" w:lineRule="auto"/>
+        <w:ind w:left="567"/>
+        <w:jc w:val="both"/>
+        <w:rPr>
+          <w:rFonts w:ascii="Arial" w:hAnsi="Arial" w:cs="Arial"/>
+          <w:b/>
+          <w:bCs/>
+          <w:szCs w:val="22"/>
+          <w:lang w:val="en-US"/>
+        </w:rPr>
+      </w:pPr>
+      <w:proofErr w:type="spellStart"/>
+      <w:r>
+        <w:rPr>
+          <w:rFonts w:ascii="Arial" w:hAnsi="Arial" w:cs="Arial"/>
+          <w:b/>
+          <w:bCs/>
+          <w:szCs w:val="22"/>
+          <w:lang w:val="en-US"/>
+        </w:rPr>
+        <w:t>img</w:t>
+      </w:r>
+      <w:proofErr w:type="spellEnd"/>
+      <w:r>
+        <w:rPr>
+          <w:rFonts w:ascii="Arial" w:hAnsi="Arial" w:cs="Arial"/>
+          <w:b/>
+          <w:bCs/>
+          <w:szCs w:val="22"/>
+          <w:lang w:val="en-US"/>
+        </w:rPr>
+        <w:t xml:space="preserve"> = </w:t>
+      </w:r>
+      <w:proofErr w:type="spellStart"/>
+      <w:r>
+        <w:rPr>
+          <w:rFonts w:ascii="Arial" w:hAnsi="Arial" w:cs="Arial"/>
+          <w:b/>
+          <w:bCs/>
+          <w:szCs w:val="22"/>
+          <w:lang w:val="en-US"/>
+        </w:rPr>
+        <w:t>cv.imread</w:t>
+      </w:r>
+      <w:proofErr w:type="spellEnd"/>
+      <w:r>
+        <w:rPr>
+          <w:rFonts w:ascii="Arial" w:hAnsi="Arial" w:cs="Arial"/>
+          <w:b/>
+          <w:bCs/>
+          <w:szCs w:val="22"/>
+          <w:lang w:val="en-US"/>
+        </w:rPr>
+        <w:t>('images/test2.jpg')</w:t>
+      </w:r>
+    </w:p>
+    <w:p>
+      <w:pPr>
+        <w:spacing w:line="360" w:lineRule="auto"/>
+        <w:ind w:left="567"/>
+        <w:jc w:val="both"/>
+        <w:rPr>
+          <w:rFonts w:ascii="Arial" w:hAnsi="Arial" w:cs="Arial"/>
+          <w:b/>
+          <w:bCs/>
+          <w:szCs w:val="22"/>
+          <w:lang w:val="en-US"/>
+        </w:rPr>
+      </w:pPr>
+    </w:p>
+    <w:p>
+      <w:pPr>
+        <w:spacing w:line="360" w:lineRule="auto"/>
+        <w:ind w:left="567"/>
+        <w:jc w:val="both"/>
+        <w:rPr>
+          <w:rFonts w:ascii="Arial" w:hAnsi="Arial" w:cs="Arial"/>
+          <w:b/>
+          <w:bCs/>
+          <w:i/>
+          <w:iCs/>
+          <w:szCs w:val="22"/>
+          <w:lang w:val="en-US"/>
+        </w:rPr>
+      </w:pPr>
+      <w:r>
+        <w:rPr>
+          <w:rFonts w:ascii="Arial" w:hAnsi="Arial" w:cs="Arial"/>
+          <w:b/>
+          <w:bCs/>
+          <w:i/>
+          <w:iCs/>
+          <w:szCs w:val="22"/>
+          <w:lang w:val="en-US"/>
+        </w:rPr>
+        <w:t xml:space="preserve">### </w:t>
+      </w:r>
+      <w:proofErr w:type="spellStart"/>
+      <w:r>
+        <w:rPr>
+          <w:rFonts w:ascii="Arial" w:hAnsi="Arial" w:cs="Arial"/>
+          <w:b/>
+          <w:bCs/>
+          <w:i/>
+          <w:iCs/>
+          <w:szCs w:val="22"/>
+          <w:lang w:val="en-US"/>
+        </w:rPr>
+        <w:t>вращение</w:t>
+      </w:r>
+      <w:proofErr w:type="spellEnd"/>
+      <w:r>
+        <w:rPr>
+          <w:rFonts w:ascii="Arial" w:hAnsi="Arial" w:cs="Arial"/>
+          <w:b/>
+          <w:bCs/>
+          <w:i/>
+          <w:iCs/>
+          <w:szCs w:val="22"/>
+          <w:lang w:val="en-US"/>
+        </w:rPr>
+        <w:t xml:space="preserve"> </w:t>
+      </w:r>
+      <w:proofErr w:type="spellStart"/>
+      <w:r>
+        <w:rPr>
+          <w:rFonts w:ascii="Arial" w:hAnsi="Arial" w:cs="Arial"/>
+          <w:b/>
+          <w:bCs/>
+          <w:i/>
+          <w:iCs/>
+          <w:szCs w:val="22"/>
+          <w:lang w:val="en-US"/>
+        </w:rPr>
+        <w:t>изображения</w:t>
+      </w:r>
+      <w:proofErr w:type="spellEnd"/>
+    </w:p>
+    <w:p>
+      <w:pPr>
+        <w:spacing w:line="360" w:lineRule="auto"/>
+        <w:ind w:left="567"/>
+        <w:jc w:val="both"/>
+        <w:rPr>
+          <w:rFonts w:ascii="Arial" w:hAnsi="Arial" w:cs="Arial"/>
+          <w:b/>
+          <w:bCs/>
+          <w:szCs w:val="22"/>
+          <w:lang w:val="en-US"/>
+        </w:rPr>
+      </w:pPr>
+      <w:r>
+        <w:rPr>
+          <w:rFonts w:ascii="Arial" w:hAnsi="Arial" w:cs="Arial"/>
+          <w:b/>
+          <w:bCs/>
+          <w:szCs w:val="22"/>
+          <w:lang w:val="en-US"/>
+        </w:rPr>
+        <w:t>def rotate(image, angle):</w:t>
+      </w:r>
+    </w:p>
+    <w:p>
+      <w:pPr>
+        <w:spacing w:line="360" w:lineRule="auto"/>
+        <w:ind w:left="567"/>
+        <w:jc w:val="both"/>
+        <w:rPr>
+          <w:rFonts w:ascii="Arial" w:hAnsi="Arial" w:cs="Arial"/>
+          <w:b/>
+          <w:bCs/>
+          <w:szCs w:val="22"/>
+          <w:lang w:val="en-US"/>
+        </w:rPr>
+      </w:pPr>
+      <w:r>
+        <w:rPr>
+          <w:rFonts w:ascii="Arial" w:hAnsi="Arial" w:cs="Arial"/>
+          <w:b/>
+          <w:bCs/>
+          <w:szCs w:val="22"/>
+          <w:lang w:val="en-US"/>
+        </w:rPr>
+        <w:t xml:space="preserve">    height, width = </w:t>
+      </w:r>
+      <w:proofErr w:type="spellStart"/>
+      <w:r>
+        <w:rPr>
+          <w:rFonts w:ascii="Arial" w:hAnsi="Arial" w:cs="Arial"/>
+          <w:b/>
+          <w:bCs/>
+          <w:szCs w:val="22"/>
+          <w:lang w:val="en-US"/>
+        </w:rPr>
+        <w:t>image.shape</w:t>
+      </w:r>
+      <w:proofErr w:type="spellEnd"/>
+      <w:r>
+        <w:rPr>
+          <w:rFonts w:ascii="Arial" w:hAnsi="Arial" w:cs="Arial"/>
+          <w:b/>
+          <w:bCs/>
+          <w:szCs w:val="22"/>
+          <w:lang w:val="en-US"/>
+        </w:rPr>
+        <w:t>[:2]</w:t>
+      </w:r>
+    </w:p>
+    <w:p>
+      <w:pPr>
+        <w:spacing w:line="360" w:lineRule="auto"/>
+        <w:ind w:left="567"/>
+        <w:jc w:val="both"/>
+        <w:rPr>
+          <w:rFonts w:ascii="Arial" w:hAnsi="Arial" w:cs="Arial"/>
+          <w:b/>
+          <w:bCs/>
+          <w:szCs w:val="22"/>
+          <w:lang w:val="en-US"/>
+        </w:rPr>
+      </w:pPr>
+      <w:r>
+        <w:rPr>
+          <w:rFonts w:ascii="Arial" w:hAnsi="Arial" w:cs="Arial"/>
+          <w:b/>
+          <w:bCs/>
+          <w:szCs w:val="22"/>
+          <w:lang w:val="en-US"/>
+        </w:rPr>
+        <w:t xml:space="preserve">    </w:t>
+      </w:r>
+      <w:proofErr w:type="spellStart"/>
+      <w:r>
+        <w:rPr>
+          <w:rFonts w:ascii="Arial" w:hAnsi="Arial" w:cs="Arial"/>
+          <w:b/>
+          <w:bCs/>
+          <w:szCs w:val="22"/>
+          <w:lang w:val="en-US"/>
+        </w:rPr>
+        <w:t>rotation_point</w:t>
+      </w:r>
+      <w:proofErr w:type="spellEnd"/>
+      <w:r>
+        <w:rPr>
+          <w:rFonts w:ascii="Arial" w:hAnsi="Arial" w:cs="Arial"/>
+          <w:b/>
+          <w:bCs/>
+          <w:szCs w:val="22"/>
+          <w:lang w:val="en-US"/>
+        </w:rPr>
+        <w:t xml:space="preserve"> = (width//2, height//2)</w:t>
+      </w:r>
+    </w:p>
+    <w:p>
+      <w:pPr>
+        <w:spacing w:line="360" w:lineRule="auto"/>
+        <w:ind w:left="567"/>
+        <w:jc w:val="both"/>
+        <w:rPr>
+          <w:rFonts w:ascii="Arial" w:hAnsi="Arial" w:cs="Arial"/>
+          <w:b/>
+          <w:bCs/>
+          <w:szCs w:val="22"/>
+          <w:lang w:val="en-US"/>
+        </w:rPr>
+      </w:pPr>
+      <w:r>
+        <w:rPr>
+          <w:rFonts w:ascii="Arial" w:hAnsi="Arial" w:cs="Arial"/>
+          <w:b/>
+          <w:bCs/>
+          <w:szCs w:val="22"/>
+          <w:lang w:val="en-US"/>
+        </w:rPr>
+        <w:t xml:space="preserve">    mat = cv.getRotationMatrix2D(</w:t>
+      </w:r>
+      <w:proofErr w:type="spellStart"/>
+      <w:r>
+        <w:rPr>
+          <w:rFonts w:ascii="Arial" w:hAnsi="Arial" w:cs="Arial"/>
+          <w:b/>
+          <w:bCs/>
+          <w:szCs w:val="22"/>
+          <w:lang w:val="en-US"/>
+        </w:rPr>
+        <w:t>rotation_point</w:t>
+      </w:r>
+      <w:proofErr w:type="spellEnd"/>
+      <w:r>
+        <w:rPr>
+          <w:rFonts w:ascii="Arial" w:hAnsi="Arial" w:cs="Arial"/>
+          <w:b/>
+          <w:bCs/>
+          <w:szCs w:val="22"/>
+          <w:lang w:val="en-US"/>
+        </w:rPr>
+        <w:t>, angle, 1)</w:t>
+      </w:r>
+    </w:p>
+    <w:p>
+      <w:pPr>
+        <w:spacing w:line="360" w:lineRule="auto"/>
+        <w:ind w:left="567"/>
+        <w:jc w:val="both"/>
+        <w:rPr>
+          <w:rFonts w:ascii="Arial" w:hAnsi="Arial" w:cs="Arial"/>
+          <w:b/>
+          <w:bCs/>
+          <w:szCs w:val="22"/>
+          <w:lang w:val="en-US"/>
+        </w:rPr>
+      </w:pPr>
+      <w:r>
+        <w:rPr>
+          <w:rFonts w:ascii="Arial" w:hAnsi="Arial" w:cs="Arial"/>
+          <w:b/>
+          <w:bCs/>
+          <w:szCs w:val="22"/>
+          <w:lang w:val="en-US"/>
+        </w:rPr>
+        <w:t xml:space="preserve">    return </w:t>
+      </w:r>
+      <w:proofErr w:type="spellStart"/>
+      <w:r>
+        <w:rPr>
+          <w:rFonts w:ascii="Arial" w:hAnsi="Arial" w:cs="Arial"/>
+          <w:b/>
+          <w:bCs/>
+          <w:szCs w:val="22"/>
+          <w:lang w:val="en-US"/>
+        </w:rPr>
+        <w:t>cv.warpAffine</w:t>
+      </w:r>
+      <w:proofErr w:type="spellEnd"/>
+      <w:r>
+        <w:rPr>
+          <w:rFonts w:ascii="Arial" w:hAnsi="Arial" w:cs="Arial"/>
+          <w:b/>
+          <w:bCs/>
+          <w:szCs w:val="22"/>
+          <w:lang w:val="en-US"/>
+        </w:rPr>
+        <w:t>(image, mat, (width, height))</w:t>
+      </w:r>
+    </w:p>
+    <w:p>
+      <w:pPr>
+        <w:spacing w:line="360" w:lineRule="auto"/>
+        <w:ind w:left="567"/>
+        <w:jc w:val="both"/>
+        <w:rPr>
+          <w:rFonts w:ascii="Arial" w:hAnsi="Arial" w:cs="Arial"/>
+          <w:b/>
+          <w:bCs/>
+          <w:szCs w:val="22"/>
+          <w:lang w:val="en-US"/>
+        </w:rPr>
+      </w:pPr>
+    </w:p>
+    <w:p>
+      <w:pPr>
+        <w:spacing w:line="360" w:lineRule="auto"/>
+        <w:ind w:left="567"/>
+        <w:jc w:val="both"/>
+        <w:rPr>
+          <w:rFonts w:ascii="Arial" w:hAnsi="Arial" w:cs="Arial"/>
+          <w:b/>
+          <w:bCs/>
+          <w:i/>
+          <w:iCs/>
+          <w:szCs w:val="22"/>
+        </w:rPr>
+      </w:pPr>
+      <w:r>
+        <w:rPr>
+          <w:rFonts w:ascii="Arial" w:hAnsi="Arial" w:cs="Arial"/>
+          <w:b/>
+          <w:bCs/>
+          <w:i/>
+          <w:iCs/>
+          <w:szCs w:val="22"/>
+        </w:rPr>
+        <w:t xml:space="preserve">### конвертация изображения в </w:t>
+      </w:r>
+      <w:proofErr w:type="spellStart"/>
+      <w:r>
+        <w:rPr>
+          <w:rFonts w:ascii="Arial" w:hAnsi="Arial" w:cs="Arial"/>
+          <w:b/>
+          <w:bCs/>
+          <w:i/>
+          <w:iCs/>
+          <w:szCs w:val="22"/>
+        </w:rPr>
+        <w:t>чёрнобелый</w:t>
+      </w:r>
+      <w:proofErr w:type="spellEnd"/>
+    </w:p>
+    <w:p>
+      <w:pPr>
+        <w:spacing w:line="360" w:lineRule="auto"/>
+        <w:ind w:left="567"/>
+        <w:jc w:val="both"/>
+        <w:rPr>
+          <w:rFonts w:ascii="Arial" w:hAnsi="Arial" w:cs="Arial"/>
+          <w:b/>
+          <w:bCs/>
+          <w:szCs w:val="22"/>
+        </w:rPr>
+      </w:pPr>
+      <w:r>
+        <w:rPr>
+          <w:rFonts w:ascii="Arial" w:hAnsi="Arial" w:cs="Arial"/>
+          <w:b/>
+          <w:bCs/>
+          <w:szCs w:val="22"/>
+          <w:lang w:val="en-US"/>
+        </w:rPr>
+        <w:t>def</w:t>
+      </w:r>
+      <w:r>
+        <w:rPr>
+          <w:rFonts w:ascii="Arial" w:hAnsi="Arial" w:cs="Arial"/>
+          <w:b/>
+          <w:bCs/>
+          <w:szCs w:val="22"/>
+        </w:rPr>
+        <w:t xml:space="preserve"> </w:t>
+      </w:r>
+      <w:r>
+        <w:rPr>
+          <w:rFonts w:ascii="Arial" w:hAnsi="Arial" w:cs="Arial"/>
+          <w:b/>
+          <w:bCs/>
+          <w:szCs w:val="22"/>
+          <w:lang w:val="en-US"/>
+        </w:rPr>
+        <w:t>grayscale</w:t>
+      </w:r>
+      <w:r>
+        <w:rPr>
+          <w:rFonts w:ascii="Arial" w:hAnsi="Arial" w:cs="Arial"/>
+          <w:b/>
+          <w:bCs/>
+          <w:szCs w:val="22"/>
+        </w:rPr>
+        <w:t>(</w:t>
+      </w:r>
+      <w:r>
+        <w:rPr>
+          <w:rFonts w:ascii="Arial" w:hAnsi="Arial" w:cs="Arial"/>
+          <w:b/>
+          <w:bCs/>
+          <w:szCs w:val="22"/>
+          <w:lang w:val="en-US"/>
+        </w:rPr>
+        <w:t>image</w:t>
+      </w:r>
+      <w:r>
+        <w:rPr>
+          <w:rFonts w:ascii="Arial" w:hAnsi="Arial" w:cs="Arial"/>
+          <w:b/>
+          <w:bCs/>
+          <w:szCs w:val="22"/>
+        </w:rPr>
+        <w:t>):</w:t>
+      </w:r>
+    </w:p>
+    <w:p>
+      <w:pPr>
+        <w:spacing w:line="360" w:lineRule="auto"/>
+        <w:ind w:left="567"/>
+        <w:jc w:val="both"/>
+        <w:rPr>
+          <w:rFonts w:ascii="Arial" w:hAnsi="Arial" w:cs="Arial"/>
+          <w:b/>
+          <w:bCs/>
+          <w:szCs w:val="22"/>
+          <w:lang w:val="en-US"/>
+        </w:rPr>
+      </w:pPr>
+      <w:r>
+        <w:rPr>
+          <w:rFonts w:ascii="Arial" w:hAnsi="Arial" w:cs="Arial"/>
+          <w:b/>
+          <w:bCs/>
+          <w:szCs w:val="22"/>
+        </w:rPr>
+        <w:t xml:space="preserve">    </w:t>
+      </w:r>
+      <w:r>
+        <w:rPr>
+          <w:rFonts w:ascii="Arial" w:hAnsi="Arial" w:cs="Arial"/>
+          <w:b/>
+          <w:bCs/>
+          <w:szCs w:val="22"/>
+          <w:lang w:val="en-US"/>
+        </w:rPr>
+        <w:t xml:space="preserve">result = </w:t>
+      </w:r>
+      <w:proofErr w:type="spellStart"/>
+      <w:r>
+        <w:rPr>
+          <w:rFonts w:ascii="Arial" w:hAnsi="Arial" w:cs="Arial"/>
+          <w:b/>
+          <w:bCs/>
+          <w:szCs w:val="22"/>
+          <w:lang w:val="en-US"/>
+        </w:rPr>
+        <w:t>cv.cvtColor</w:t>
+      </w:r>
+      <w:proofErr w:type="spellEnd"/>
+      <w:r>
+        <w:rPr>
+          <w:rFonts w:ascii="Arial" w:hAnsi="Arial" w:cs="Arial"/>
+          <w:b/>
+          <w:bCs/>
+          <w:szCs w:val="22"/>
+          <w:lang w:val="en-US"/>
+        </w:rPr>
+        <w:t>(image, cv.COLOR_RGB2GRAY)</w:t>
+      </w:r>
+    </w:p>
+    <w:p>
+      <w:pPr>
+        <w:spacing w:line="360" w:lineRule="auto"/>
+        <w:ind w:left="567"/>
+        <w:jc w:val="both"/>
+        <w:rPr>
+          <w:rFonts w:ascii="Arial" w:hAnsi="Arial" w:cs="Arial"/>
+          <w:b/>
+          <w:bCs/>
+          <w:szCs w:val="22"/>
+          <w:lang w:val="en-US"/>
+        </w:rPr>
+      </w:pPr>
+      <w:r>
+        <w:rPr>
+          <w:rFonts w:ascii="Arial" w:hAnsi="Arial" w:cs="Arial"/>
+          <w:b/>
+          <w:bCs/>
+          <w:szCs w:val="22"/>
+          <w:lang w:val="en-US"/>
+        </w:rPr>
+        <w:t xml:space="preserve">    return result</w:t>
+      </w:r>
+    </w:p>
+    <w:p>
+      <w:pPr>
+        <w:spacing w:line="360" w:lineRule="auto"/>
+        <w:ind w:left="567"/>
+        <w:jc w:val="both"/>
+        <w:rPr>
+          <w:rFonts w:ascii="Arial" w:hAnsi="Arial" w:cs="Arial"/>
+          <w:b/>
+          <w:bCs/>
+          <w:i/>
+          <w:iCs/>
+          <w:szCs w:val="22"/>
+          <w:lang w:val="en-US"/>
+        </w:rPr>
+      </w:pPr>
+    </w:p>
+    <w:p>
+      <w:pPr>
+        <w:spacing w:line="360" w:lineRule="auto"/>
+        <w:ind w:left="567"/>
+        <w:jc w:val="both"/>
+        <w:rPr>
+          <w:rFonts w:ascii="Arial" w:hAnsi="Arial" w:cs="Arial"/>
+          <w:b/>
+          <w:bCs/>
+          <w:i/>
+          <w:iCs/>
+          <w:szCs w:val="22"/>
+          <w:lang w:val="en-US"/>
+        </w:rPr>
+      </w:pPr>
+      <w:r>
+        <w:rPr>
+          <w:rFonts w:ascii="Arial" w:hAnsi="Arial" w:cs="Arial"/>
+          <w:b/>
+          <w:bCs/>
+          <w:i/>
+          <w:iCs/>
+          <w:szCs w:val="22"/>
+          <w:lang w:val="en-US"/>
+        </w:rPr>
+        <w:t xml:space="preserve">### </w:t>
+      </w:r>
+      <w:proofErr w:type="spellStart"/>
+      <w:r>
+        <w:rPr>
+          <w:rFonts w:ascii="Arial" w:hAnsi="Arial" w:cs="Arial"/>
+          <w:b/>
+          <w:bCs/>
+          <w:i/>
+          <w:iCs/>
+          <w:szCs w:val="22"/>
+          <w:lang w:val="en-US"/>
+        </w:rPr>
+        <w:t>программа</w:t>
+      </w:r>
+      <w:proofErr w:type="spellEnd"/>
+    </w:p>
+    <w:p>
+      <w:pPr>
+        <w:spacing w:line="360" w:lineRule="auto"/>
+        <w:ind w:left="567"/>
+        <w:jc w:val="both"/>
+        <w:rPr>
+          <w:rFonts w:ascii="Arial" w:hAnsi="Arial" w:cs="Arial"/>
+          <w:b/>
+          <w:bCs/>
+          <w:szCs w:val="22"/>
+          <w:lang w:val="en-US"/>
+        </w:rPr>
+      </w:pPr>
+      <w:proofErr w:type="spellStart"/>
+      <w:r>
+        <w:rPr>
+          <w:rFonts w:ascii="Arial" w:hAnsi="Arial" w:cs="Arial"/>
+          <w:b/>
+          <w:bCs/>
+          <w:szCs w:val="22"/>
+          <w:lang w:val="en-US"/>
+        </w:rPr>
+        <w:t>img</w:t>
+      </w:r>
+      <w:proofErr w:type="spellEnd"/>
+      <w:r>
+        <w:rPr>
+          <w:rFonts w:ascii="Arial" w:hAnsi="Arial" w:cs="Arial"/>
+          <w:b/>
+          <w:bCs/>
+          <w:szCs w:val="22"/>
+          <w:lang w:val="en-US"/>
+        </w:rPr>
+        <w:t xml:space="preserve"> = rotate(</w:t>
+      </w:r>
+      <w:proofErr w:type="spellStart"/>
+      <w:r>
+        <w:rPr>
+          <w:rFonts w:ascii="Arial" w:hAnsi="Arial" w:cs="Arial"/>
+          <w:b/>
+          <w:bCs/>
+          <w:szCs w:val="22"/>
+          <w:lang w:val="en-US"/>
+        </w:rPr>
+        <w:t>img</w:t>
+      </w:r>
+      <w:proofErr w:type="spellEnd"/>
+      <w:r>
+        <w:rPr>
+          <w:rFonts w:ascii="Arial" w:hAnsi="Arial" w:cs="Arial"/>
+          <w:b/>
+          <w:bCs/>
+          <w:szCs w:val="22"/>
+          <w:lang w:val="en-US"/>
+        </w:rPr>
+        <w:t>, 90)</w:t>
+      </w:r>
+    </w:p>
+    <w:p>
+      <w:pPr>
+        <w:spacing w:line="360" w:lineRule="auto"/>
+        <w:ind w:left="567"/>
+        <w:jc w:val="both"/>
+        <w:rPr>
+          <w:rFonts w:ascii="Arial" w:hAnsi="Arial" w:cs="Arial"/>
+          <w:b/>
+          <w:bCs/>
+          <w:szCs w:val="22"/>
+          <w:lang w:val="en-US"/>
+        </w:rPr>
+      </w:pPr>
+      <w:proofErr w:type="spellStart"/>
+      <w:r>
+        <w:rPr>
+          <w:rFonts w:ascii="Arial" w:hAnsi="Arial" w:cs="Arial"/>
+          <w:b/>
+          <w:bCs/>
+          <w:szCs w:val="22"/>
+          <w:lang w:val="en-US"/>
+        </w:rPr>
+        <w:t>img</w:t>
+      </w:r>
+      <w:proofErr w:type="spellEnd"/>
+      <w:r>
+        <w:rPr>
+          <w:rFonts w:ascii="Arial" w:hAnsi="Arial" w:cs="Arial"/>
+          <w:b/>
+          <w:bCs/>
+          <w:szCs w:val="22"/>
+          <w:lang w:val="en-US"/>
+        </w:rPr>
+        <w:t xml:space="preserve"> = grayscale(</w:t>
+      </w:r>
+      <w:proofErr w:type="spellStart"/>
+      <w:r>
+        <w:rPr>
+          <w:rFonts w:ascii="Arial" w:hAnsi="Arial" w:cs="Arial"/>
+          <w:b/>
+          <w:bCs/>
+          <w:szCs w:val="22"/>
+          <w:lang w:val="en-US"/>
+        </w:rPr>
+        <w:t>img</w:t>
+      </w:r>
+      <w:proofErr w:type="spellEnd"/>
+      <w:r>
+        <w:rPr>
+          <w:rFonts w:ascii="Arial" w:hAnsi="Arial" w:cs="Arial"/>
+          <w:b/>
+          <w:bCs/>
+          <w:szCs w:val="22"/>
+          <w:lang w:val="en-US"/>
+        </w:rPr>
+        <w:t>)</w:t>
+      </w:r>
+    </w:p>
+    <w:p>
+      <w:pPr>
+        <w:spacing w:line="360" w:lineRule="auto"/>
+        <w:ind w:left="567"/>
+        <w:jc w:val="both"/>
+        <w:rPr>
+          <w:rFonts w:ascii="Arial" w:hAnsi="Arial" w:cs="Arial"/>
+          <w:b/>
+          <w:bCs/>
+          <w:szCs w:val="22"/>
+          <w:lang w:val="en-US"/>
+        </w:rPr>
+      </w:pPr>
+    </w:p>
+    <w:p>
+      <w:pPr>
+        <w:spacing w:line="360" w:lineRule="auto"/>
+        <w:ind w:left="567"/>
+        <w:jc w:val="both"/>
+        <w:rPr>
+          <w:rFonts w:ascii="Arial" w:hAnsi="Arial" w:cs="Arial"/>
+          <w:b/>
+          <w:bCs/>
+          <w:szCs w:val="22"/>
+          <w:lang w:val="en-US"/>
+        </w:rPr>
+      </w:pPr>
+      <w:proofErr w:type="spellStart"/>
+      <w:r>
+        <w:rPr>
+          <w:rFonts w:ascii="Arial" w:hAnsi="Arial" w:cs="Arial"/>
+          <w:b/>
+          <w:bCs/>
+          <w:szCs w:val="22"/>
+          <w:lang w:val="en-US"/>
+        </w:rPr>
+        <w:t>cv.imwrite</w:t>
+      </w:r>
+      <w:proofErr w:type="spellEnd"/>
+      <w:r>
+        <w:rPr>
+          <w:rFonts w:ascii="Arial" w:hAnsi="Arial" w:cs="Arial"/>
+          <w:b/>
+          <w:bCs/>
+          <w:szCs w:val="22"/>
+          <w:lang w:val="en-US"/>
+        </w:rPr>
+        <w:t>("</w:t>
+      </w:r>
+      <w:proofErr w:type="spellStart"/>
+      <w:r>
+        <w:rPr>
+          <w:rFonts w:ascii="Arial" w:hAnsi="Arial" w:cs="Arial"/>
+          <w:b/>
+          <w:bCs/>
+          <w:szCs w:val="22"/>
+          <w:lang w:val="en-US"/>
+        </w:rPr>
+        <w:t>processed_images</w:t>
+      </w:r>
+      <w:proofErr w:type="spellEnd"/>
+      <w:r>
+        <w:rPr>
+          <w:rFonts w:ascii="Arial" w:hAnsi="Arial" w:cs="Arial"/>
+          <w:b/>
+          <w:bCs/>
+          <w:szCs w:val="22"/>
+          <w:lang w:val="en-US"/>
+        </w:rPr>
+        <w:t xml:space="preserve">/Test.png", </w:t>
+      </w:r>
+      <w:proofErr w:type="spellStart"/>
+      <w:r>
+        <w:rPr>
+          <w:rFonts w:ascii="Arial" w:hAnsi="Arial" w:cs="Arial"/>
+          <w:b/>
+          <w:bCs/>
+          <w:szCs w:val="22"/>
+          <w:lang w:val="en-US"/>
+        </w:rPr>
+        <w:t>img</w:t>
+      </w:r>
+      <w:proofErr w:type="spellEnd"/>
+      <w:r>
+        <w:rPr>
+          <w:rFonts w:ascii="Arial" w:hAnsi="Arial" w:cs="Arial"/>
+          <w:b/>
+          <w:bCs/>
+          <w:szCs w:val="22"/>
+          <w:lang w:val="en-US"/>
+        </w:rPr>
+        <w:t>)</w:t>
+      </w:r>
+    </w:p>
+    <w:p>
+      <w:pPr>
+        <w:spacing w:line="360" w:lineRule="auto"/>
+        <w:ind w:left="567"/>
+        <w:jc w:val="both"/>
+        <w:rPr>
+          <w:rFonts w:ascii="Arial" w:hAnsi="Arial" w:cs="Arial"/>
+          <w:b/>
+          <w:bCs/>
+          <w:szCs w:val="22"/>
+          <w:lang w:val="en-US"/>
+        </w:rPr>
+      </w:pPr>
+      <w:proofErr w:type="spellStart"/>
+      <w:r>
+        <w:rPr>
+          <w:rFonts w:ascii="Arial" w:hAnsi="Arial" w:cs="Arial"/>
+          <w:b/>
+          <w:bCs/>
+          <w:szCs w:val="22"/>
+          <w:lang w:val="en-US"/>
+        </w:rPr>
+        <w:t>cv.imshow</w:t>
+      </w:r>
+      <w:proofErr w:type="spellEnd"/>
+      <w:r>
+        <w:rPr>
+          <w:rFonts w:ascii="Arial" w:hAnsi="Arial" w:cs="Arial"/>
+          <w:b/>
+          <w:bCs/>
+          <w:szCs w:val="22"/>
+          <w:lang w:val="en-US"/>
+        </w:rPr>
+        <w:t xml:space="preserve">("Result", </w:t>
+      </w:r>
+      <w:proofErr w:type="spellStart"/>
+      <w:r>
+        <w:rPr>
+          <w:rFonts w:ascii="Arial" w:hAnsi="Arial" w:cs="Arial"/>
+          <w:b/>
+          <w:bCs/>
+          <w:szCs w:val="22"/>
+          <w:lang w:val="en-US"/>
+        </w:rPr>
+        <w:t>img</w:t>
+      </w:r>
+      <w:proofErr w:type="spellEnd"/>
+      <w:r>
+        <w:rPr>
+          <w:rFonts w:ascii="Arial" w:hAnsi="Arial" w:cs="Arial"/>
+          <w:b/>
+          <w:bCs/>
+          <w:szCs w:val="22"/>
+          <w:lang w:val="en-US"/>
+        </w:rPr>
+        <w:t>)</w:t>
+      </w:r>
+    </w:p>
+    <w:p>
+      <w:pPr>
+        <w:spacing w:line="360" w:lineRule="auto"/>
+        <w:ind w:left="567"/>
+        <w:jc w:val="both"/>
+        <w:rPr>
+          <w:rFonts w:ascii="Arial" w:hAnsi="Arial" w:cs="Arial"/>
+          <w:b/>
+          <w:bCs/>
+          <w:szCs w:val="22"/>
+          <w:lang w:val="en-US"/>
+        </w:rPr>
+      </w:pPr>
+      <w:proofErr w:type="spellStart"/>
+      <w:r>
+        <w:rPr>
+          <w:rFonts w:ascii="Arial" w:hAnsi="Arial" w:cs="Arial"/>
+          <w:b/>
+          <w:bCs/>
+          <w:szCs w:val="22"/>
+          <w:lang w:val="en-US"/>
+        </w:rPr>
+        <w:t>cv.waitKey</w:t>
+      </w:r>
+      <w:proofErr w:type="spellEnd"/>
+      <w:r>
+        <w:rPr>
+          <w:rFonts w:ascii="Arial" w:hAnsi="Arial" w:cs="Arial"/>
+          <w:b/>
+          <w:bCs/>
+          <w:szCs w:val="22"/>
+          <w:lang w:val="en-US"/>
+        </w:rPr>
+        <w:t>(0)</w:t>
+      </w:r>
+    </w:p>
+    <w:p>
+      <w:pPr>
+        <w:spacing w:line="360" w:lineRule="auto"/>
+        <w:ind w:left="567"/>
+        <w:jc w:val="both"/>
+        <w:rPr>
+          <w:sz w:val="28"/>
+          <w:lang w:val="en-US"/>
+        </w:rPr>
+      </w:pPr>
+    </w:p>
+    <w:p>
+      <w:pPr>
+        <w:spacing w:line="360" w:lineRule="auto"/>
+        <w:ind w:left="567"/>
+        <w:jc w:val="both"/>
+        <w:rPr>
+          <w:sz w:val="28"/>
+        </w:rPr>
+      </w:pPr>
+      <w:r>
+        <w:rPr>
+          <w:sz w:val="28"/>
+        </w:rPr>
+        <w:t xml:space="preserve">Функция </w:t>
+      </w:r>
+      <w:r>
+        <w:rPr>
+          <w:sz w:val="28"/>
+          <w:lang w:val="en-US"/>
+        </w:rPr>
+        <w:t>rotate</w:t>
+      </w:r>
+      <w:r>
+        <w:rPr>
+          <w:sz w:val="28"/>
+        </w:rPr>
+        <w:t xml:space="preserve">() </w:t>
+      </w:r>
+      <w:r>
+        <w:rPr>
+          <w:sz w:val="28"/>
+        </w:rPr>
+        <w:t xml:space="preserve">принимает два аргумента: матрицу-изображение </w:t>
+      </w:r>
+      <w:r>
+        <w:rPr>
+          <w:sz w:val="28"/>
+          <w:lang w:val="en-US"/>
+        </w:rPr>
+        <w:t>image</w:t>
+      </w:r>
+      <w:r>
+        <w:rPr>
+          <w:sz w:val="28"/>
+        </w:rPr>
+        <w:t xml:space="preserve"> </w:t>
+      </w:r>
+      <w:r>
+        <w:rPr>
+          <w:sz w:val="28"/>
+        </w:rPr>
+        <w:t xml:space="preserve">и угол </w:t>
+      </w:r>
+      <w:r>
+        <w:rPr>
+          <w:sz w:val="28"/>
+          <w:lang w:val="en-US"/>
+        </w:rPr>
+        <w:t>angle</w:t>
+      </w:r>
+      <w:r>
+        <w:rPr>
+          <w:sz w:val="28"/>
+        </w:rPr>
+        <w:t>.</w:t>
+      </w:r>
+      <w:r>
+        <w:rPr>
+          <w:sz w:val="28"/>
+        </w:rPr>
+        <w:t xml:space="preserve"> Создаются две переменные</w:t>
+      </w:r>
+      <w:r>
+        <w:rPr>
+          <w:sz w:val="28"/>
+        </w:rPr>
+        <w:t xml:space="preserve">, </w:t>
+      </w:r>
+      <w:r>
+        <w:rPr>
+          <w:sz w:val="28"/>
+          <w:lang w:val="en-US"/>
+        </w:rPr>
+        <w:t>width</w:t>
+      </w:r>
+      <w:r>
+        <w:rPr>
+          <w:sz w:val="28"/>
+        </w:rPr>
+        <w:t xml:space="preserve"> </w:t>
+      </w:r>
+      <w:r>
+        <w:rPr>
+          <w:sz w:val="28"/>
+        </w:rPr>
+        <w:t xml:space="preserve">и </w:t>
+      </w:r>
+      <w:r>
+        <w:rPr>
+          <w:sz w:val="28"/>
+          <w:lang w:val="en-US"/>
+        </w:rPr>
+        <w:t>height</w:t>
+      </w:r>
+      <w:r>
+        <w:rPr>
+          <w:sz w:val="28"/>
+        </w:rPr>
+        <w:t xml:space="preserve">, которые берутся из первых двух индексов </w:t>
+      </w:r>
+      <w:r>
+        <w:rPr>
+          <w:sz w:val="28"/>
+          <w:lang w:val="en-US"/>
+        </w:rPr>
+        <w:t>image</w:t>
+      </w:r>
+      <w:r>
+        <w:rPr>
+          <w:sz w:val="28"/>
+        </w:rPr>
+        <w:t>.</w:t>
+      </w:r>
+      <w:r>
+        <w:rPr>
+          <w:sz w:val="28"/>
+          <w:lang w:val="en-US"/>
+        </w:rPr>
+        <w:t>shape</w:t>
+      </w:r>
+      <w:r>
+        <w:rPr>
+          <w:sz w:val="28"/>
+        </w:rPr>
+        <w:t xml:space="preserve"> </w:t>
+      </w:r>
+      <w:r>
+        <w:rPr>
+          <w:sz w:val="28"/>
+        </w:rPr>
+        <w:t xml:space="preserve">– ширина и высота. После чего из этих переменных вычисляются координаты </w:t>
+      </w:r>
+      <w:r>
+        <w:rPr>
+          <w:sz w:val="28"/>
+          <w:lang w:val="en-US"/>
+        </w:rPr>
+        <w:t>rotation</w:t>
+      </w:r>
+      <w:r>
+        <w:rPr>
+          <w:sz w:val="28"/>
+        </w:rPr>
+        <w:t>_</w:t>
+      </w:r>
+      <w:r>
+        <w:rPr>
+          <w:sz w:val="28"/>
+          <w:lang w:val="en-US"/>
+        </w:rPr>
+        <w:t>point</w:t>
+      </w:r>
+      <w:r>
+        <w:rPr>
+          <w:sz w:val="28"/>
+        </w:rPr>
+        <w:t xml:space="preserve">, которая является центральной точкой изображения. Вокруг неё будет вращаться изображение. Затем, создаётся матрица вращения, полученная при помощи встроенной функции </w:t>
+      </w:r>
+      <w:proofErr w:type="spellStart"/>
+      <w:r>
+        <w:rPr>
+          <w:sz w:val="28"/>
+          <w:lang w:val="en-US"/>
+        </w:rPr>
+        <w:t>getRotationMatrix</w:t>
+      </w:r>
+      <w:proofErr w:type="spellEnd"/>
+      <w:r>
+        <w:rPr>
+          <w:sz w:val="28"/>
+        </w:rPr>
+        <w:t>2</w:t>
+      </w:r>
+      <w:r>
+        <w:rPr>
+          <w:sz w:val="28"/>
+          <w:lang w:val="en-US"/>
+        </w:rPr>
+        <w:t>D</w:t>
+      </w:r>
+      <w:r>
+        <w:rPr>
+          <w:sz w:val="28"/>
+        </w:rPr>
+        <w:t>(). Функция затем возвращает развёрнутое изображение.</w:t>
+      </w:r>
+    </w:p>
+    <w:p>
+      <w:pPr>
+        <w:spacing w:line="360" w:lineRule="auto"/>
+        <w:ind w:left="567"/>
+        <w:jc w:val="both"/>
+        <w:rPr>
+          <w:sz w:val="28"/>
+        </w:rPr>
+      </w:pPr>
+      <w:r>
+        <w:rPr>
+          <w:sz w:val="28"/>
+        </w:rPr>
+        <w:t xml:space="preserve">Функция </w:t>
+      </w:r>
+      <w:r>
+        <w:rPr>
+          <w:sz w:val="28"/>
+          <w:lang w:val="en-US"/>
+        </w:rPr>
+        <w:t>grayscale</w:t>
+      </w:r>
+      <w:r>
+        <w:rPr>
+          <w:sz w:val="28"/>
+        </w:rPr>
+        <w:t xml:space="preserve">() возвращает изображение, в котором при помощи функции </w:t>
+      </w:r>
+      <w:proofErr w:type="spellStart"/>
+      <w:r>
+        <w:rPr>
+          <w:sz w:val="28"/>
+          <w:lang w:val="en-US"/>
+        </w:rPr>
+        <w:t>cvtColor</w:t>
+      </w:r>
+      <w:proofErr w:type="spellEnd"/>
+      <w:r>
+        <w:rPr>
+          <w:sz w:val="28"/>
+        </w:rPr>
+        <w:t xml:space="preserve">() </w:t>
+      </w:r>
+      <w:r>
+        <w:rPr>
+          <w:sz w:val="28"/>
+        </w:rPr>
+        <w:t xml:space="preserve">и флага </w:t>
+      </w:r>
+      <w:r>
+        <w:rPr>
+          <w:sz w:val="28"/>
+          <w:lang w:val="en-US"/>
+        </w:rPr>
+        <w:t>COLOR</w:t>
+      </w:r>
+      <w:r>
+        <w:rPr>
+          <w:sz w:val="28"/>
+        </w:rPr>
+        <w:t>_</w:t>
+      </w:r>
+      <w:r>
+        <w:rPr>
+          <w:sz w:val="28"/>
+          <w:lang w:val="en-US"/>
+        </w:rPr>
+        <w:t>RGB</w:t>
+      </w:r>
+      <w:r>
+        <w:rPr>
+          <w:sz w:val="28"/>
+        </w:rPr>
+        <w:t>2</w:t>
+      </w:r>
+      <w:r>
+        <w:rPr>
+          <w:sz w:val="28"/>
+          <w:lang w:val="en-US"/>
+        </w:rPr>
+        <w:t>GRAY</w:t>
+      </w:r>
+      <w:r>
+        <w:rPr>
+          <w:sz w:val="28"/>
+        </w:rPr>
+        <w:t xml:space="preserve"> </w:t>
+      </w:r>
+      <w:r>
+        <w:rPr>
+          <w:sz w:val="28"/>
+        </w:rPr>
+        <w:t xml:space="preserve">цвета </w:t>
+      </w:r>
+      <w:r>
+        <w:rPr>
+          <w:sz w:val="28"/>
+          <w:lang w:val="en-US"/>
+        </w:rPr>
+        <w:t>RGB</w:t>
+      </w:r>
+      <w:r>
+        <w:rPr>
+          <w:sz w:val="28"/>
+        </w:rPr>
+        <w:t xml:space="preserve"> </w:t>
+      </w:r>
+      <w:r>
+        <w:rPr>
+          <w:sz w:val="28"/>
+        </w:rPr>
+        <w:t xml:space="preserve">палитры переводятся в </w:t>
+      </w:r>
+      <w:proofErr w:type="spellStart"/>
+      <w:r>
+        <w:rPr>
+          <w:sz w:val="28"/>
+        </w:rPr>
+        <w:t>чёрнобелые</w:t>
+      </w:r>
+      <w:proofErr w:type="spellEnd"/>
+      <w:r>
+        <w:rPr>
+          <w:sz w:val="28"/>
+        </w:rPr>
+        <w:t>.</w:t>
+      </w:r>
+    </w:p>
+    <w:p>
+      <w:pPr>
+        <w:spacing w:line="360" w:lineRule="auto"/>
+        <w:ind w:left="567"/>
+        <w:jc w:val="both"/>
+        <w:rPr>
+          <w:sz w:val="28"/>
+        </w:rPr>
+      </w:pPr>
+    </w:p>
+    <w:p>
+      <w:pPr>
+        <w:spacing w:line="360" w:lineRule="auto"/>
+        <w:ind w:left="567"/>
+        <w:jc w:val="both"/>
+        <w:rPr>
+          <w:sz w:val="28"/>
+        </w:rPr>
+      </w:pPr>
+      <w:r>
+        <w:rPr>
+          <w:sz w:val="28"/>
+        </w:rPr>
+        <w:t>Шаг 3</w:t>
+      </w:r>
+    </w:p>
+    <w:p>
+      <w:pPr>
+        <w:spacing w:line="360" w:lineRule="auto"/>
+        <w:ind w:left="567"/>
+        <w:jc w:val="both"/>
+        <w:rPr>
+          <w:sz w:val="28"/>
+          <w:lang w:val="en-US"/>
+        </w:rPr>
+      </w:pPr>
+      <w:r>
+        <w:rPr>
+          <w:sz w:val="28"/>
+        </w:rPr>
+        <w:t xml:space="preserve">Была проведена проверка программы на тестовом </w:t>
       </w:r>
     </w:p>
     <w:p>
@@ -1638,6 +3259,7 @@
         <w:rPr>
           <w:sz w:val="28"/>
         </w:rPr>
+        <w:lastRenderedPageBreak/>
         <w:t>[Задача 3 — интеграция с другими участниками / тестирование]</w:t>
       </w:r>
     </w:p>
@@ -2942,6 +4564,95 @@
     </w:lvl>
   </w:abstractNum>
   <w:abstractNum w:abstractNumId="10" w15:restartNumberingAfterBreak="0">
+    <w:nsid w:val="4CAD4FD4"/>
+    <w:multiLevelType w:val="hybridMultilevel"/>
+    <w:tmpl w:val="A686D28E"/>
+    <w:lvl w:ilvl="0" w:tplc="AB5C6024">
+      <w:start w:val="1"/>
+      <w:numFmt w:val="decimal"/>
+      <w:lvlText w:val="%1."/>
+      <w:lvlJc w:val="left"/>
+      <w:pPr>
+        <w:ind w:left="1062" w:hanging="360"/>
+      </w:pPr>
+      <w:rPr>
+        <w:rFonts w:hint="default"/>
+      </w:rPr>
+    </w:lvl>
+    <w:lvl w:ilvl="1" w:tplc="04190019" w:tentative="1">
+      <w:start w:val="1"/>
+      <w:numFmt w:val="lowerLetter"/>
+      <w:lvlText w:val="%2."/>
+      <w:lvlJc w:val="left"/>
+      <w:pPr>
+        <w:ind w:left="1782" w:hanging="360"/>
+      </w:pPr>
+    </w:lvl>
+    <w:lvl w:ilvl="2" w:tplc="0419001B" w:tentative="1">
+      <w:start w:val="1"/>
+      <w:numFmt w:val="lowerRoman"/>
+      <w:lvlText w:val="%3."/>
+      <w:lvlJc w:val="right"/>
+      <w:pPr>
+        <w:ind w:left="2502" w:hanging="180"/>
+      </w:pPr>
+    </w:lvl>
+    <w:lvl w:ilvl="3" w:tplc="0419000F" w:tentative="1">
+      <w:start w:val="1"/>
+      <w:numFmt w:val="decimal"/>
+      <w:lvlText w:val="%4."/>
+      <w:lvlJc w:val="left"/>
+      <w:pPr>
+        <w:ind w:left="3222" w:hanging="360"/>
+      </w:pPr>
+    </w:lvl>
+    <w:lvl w:ilvl="4" w:tplc="04190019" w:tentative="1">
+      <w:start w:val="1"/>
+      <w:numFmt w:val="lowerLetter"/>
+      <w:lvlText w:val="%5."/>
+      <w:lvlJc w:val="left"/>
+      <w:pPr>
+        <w:ind w:left="3942" w:hanging="360"/>
+      </w:pPr>
+    </w:lvl>
+    <w:lvl w:ilvl="5" w:tplc="0419001B" w:tentative="1">
+      <w:start w:val="1"/>
+      <w:numFmt w:val="lowerRoman"/>
+      <w:lvlText w:val="%6."/>
+      <w:lvlJc w:val="right"/>
+      <w:pPr>
+        <w:ind w:left="4662" w:hanging="180"/>
+      </w:pPr>
+    </w:lvl>
+    <w:lvl w:ilvl="6" w:tplc="0419000F" w:tentative="1">
+      <w:start w:val="1"/>
+      <w:numFmt w:val="decimal"/>
+      <w:lvlText w:val="%7."/>
+      <w:lvlJc w:val="left"/>
+      <w:pPr>
+        <w:ind w:left="5382" w:hanging="360"/>
+      </w:pPr>
+    </w:lvl>
+    <w:lvl w:ilvl="7" w:tplc="04190019" w:tentative="1">
+      <w:start w:val="1"/>
+      <w:numFmt w:val="lowerLetter"/>
+      <w:lvlText w:val="%8."/>
+      <w:lvlJc w:val="left"/>
+      <w:pPr>
+        <w:ind w:left="6102" w:hanging="360"/>
+      </w:pPr>
+    </w:lvl>
+    <w:lvl w:ilvl="8" w:tplc="0419001B" w:tentative="1">
+      <w:start w:val="1"/>
+      <w:numFmt w:val="lowerRoman"/>
+      <w:lvlText w:val="%9."/>
+      <w:lvlJc w:val="right"/>
+      <w:pPr>
+        <w:ind w:left="6822" w:hanging="180"/>
+      </w:pPr>
+    </w:lvl>
+  </w:abstractNum>
+  <w:abstractNum w:abstractNumId="11" w15:restartNumberingAfterBreak="0">
     <w:nsid w:val="4E13053A"/>
     <w:multiLevelType w:val="hybridMultilevel"/>
     <w:tmpl w:val="3D80DDF2"/>
@@ -3055,7 +4766,7 @@
       </w:rPr>
     </w:lvl>
   </w:abstractNum>
-  <w:abstractNum w:abstractNumId="11" w15:restartNumberingAfterBreak="0">
+  <w:abstractNum w:abstractNumId="12" w15:restartNumberingAfterBreak="0">
     <w:nsid w:val="57DD0981"/>
     <w:multiLevelType w:val="hybridMultilevel"/>
     <w:tmpl w:val="2C0E7854"/>
@@ -3144,7 +4855,7 @@
       </w:pPr>
     </w:lvl>
   </w:abstractNum>
-  <w:abstractNum w:abstractNumId="12" w15:restartNumberingAfterBreak="0">
+  <w:abstractNum w:abstractNumId="13" w15:restartNumberingAfterBreak="0">
     <w:nsid w:val="58BF6435"/>
     <w:multiLevelType w:val="multilevel"/>
     <w:tmpl w:val="DFFA2870"/>
@@ -3265,7 +4976,7 @@
       </w:rPr>
     </w:lvl>
   </w:abstractNum>
-  <w:abstractNum w:abstractNumId="13" w15:restartNumberingAfterBreak="0">
+  <w:abstractNum w:abstractNumId="14" w15:restartNumberingAfterBreak="0">
     <w:nsid w:val="5A954A9E"/>
     <w:multiLevelType w:val="hybridMultilevel"/>
     <w:tmpl w:val="F39E8988"/>
@@ -3354,7 +5065,7 @@
       </w:pPr>
     </w:lvl>
   </w:abstractNum>
-  <w:abstractNum w:abstractNumId="14" w15:restartNumberingAfterBreak="0">
+  <w:abstractNum w:abstractNumId="15" w15:restartNumberingAfterBreak="0">
     <w:nsid w:val="5BFE695C"/>
     <w:multiLevelType w:val="hybridMultilevel"/>
     <w:tmpl w:val="665AEF1E"/>
@@ -3467,7 +5178,7 @@
       </w:rPr>
     </w:lvl>
   </w:abstractNum>
-  <w:abstractNum w:abstractNumId="15" w15:restartNumberingAfterBreak="0">
+  <w:abstractNum w:abstractNumId="16" w15:restartNumberingAfterBreak="0">
     <w:nsid w:val="62F813DA"/>
     <w:multiLevelType w:val="hybridMultilevel"/>
     <w:tmpl w:val="89F05738"/>
@@ -3557,7 +5268,7 @@
       </w:pPr>
     </w:lvl>
   </w:abstractNum>
-  <w:abstractNum w:abstractNumId="16" w15:restartNumberingAfterBreak="0">
+  <w:abstractNum w:abstractNumId="17" w15:restartNumberingAfterBreak="0">
     <w:nsid w:val="65CA382F"/>
     <w:multiLevelType w:val="multilevel"/>
     <w:tmpl w:val="FA8677DE"/>
@@ -3678,7 +5389,7 @@
       </w:rPr>
     </w:lvl>
   </w:abstractNum>
-  <w:abstractNum w:abstractNumId="17" w15:restartNumberingAfterBreak="0">
+  <w:abstractNum w:abstractNumId="18" w15:restartNumberingAfterBreak="0">
     <w:nsid w:val="70302FDC"/>
     <w:multiLevelType w:val="hybridMultilevel"/>
     <w:tmpl w:val="FC282942"/>
@@ -3767,7 +5478,7 @@
       </w:pPr>
     </w:lvl>
   </w:abstractNum>
-  <w:abstractNum w:abstractNumId="18" w15:restartNumberingAfterBreak="0">
+  <w:abstractNum w:abstractNumId="19" w15:restartNumberingAfterBreak="0">
     <w:nsid w:val="761F4706"/>
     <w:multiLevelType w:val="hybridMultilevel"/>
     <w:tmpl w:val="06B80EB4"/>
@@ -3853,7 +5564,7 @@
       </w:pPr>
     </w:lvl>
   </w:abstractNum>
-  <w:abstractNum w:abstractNumId="19" w15:restartNumberingAfterBreak="0">
+  <w:abstractNum w:abstractNumId="20" w15:restartNumberingAfterBreak="0">
     <w:nsid w:val="7CF46992"/>
     <w:multiLevelType w:val="multilevel"/>
     <w:tmpl w:val="FA8677DE"/>
@@ -3974,7 +5685,7 @@
       </w:rPr>
     </w:lvl>
   </w:abstractNum>
-  <w:abstractNum w:abstractNumId="20" w15:restartNumberingAfterBreak="0">
+  <w:abstractNum w:abstractNumId="21" w15:restartNumberingAfterBreak="0">
     <w:nsid w:val="7DEB63F3"/>
     <w:multiLevelType w:val="hybridMultilevel"/>
     <w:tmpl w:val="592C5BE6"/>
@@ -4068,43 +5779,43 @@
     <w:abstractNumId w:val="8"/>
   </w:num>
   <w:num w:numId="2" w16cid:durableId="1762985501">
-    <w:abstractNumId w:val="13"/>
+    <w:abstractNumId w:val="14"/>
   </w:num>
   <w:num w:numId="3" w16cid:durableId="869688561">
-    <w:abstractNumId w:val="16"/>
+    <w:abstractNumId w:val="17"/>
   </w:num>
   <w:num w:numId="4" w16cid:durableId="462650091">
-    <w:abstractNumId w:val="17"/>
+    <w:abstractNumId w:val="18"/>
   </w:num>
   <w:num w:numId="5" w16cid:durableId="151875293">
-    <w:abstractNumId w:val="11"/>
+    <w:abstractNumId w:val="12"/>
   </w:num>
   <w:num w:numId="6" w16cid:durableId="1638797433">
     <w:abstractNumId w:val="6"/>
   </w:num>
   <w:num w:numId="7" w16cid:durableId="1259169439">
-    <w:abstractNumId w:val="14"/>
+    <w:abstractNumId w:val="15"/>
   </w:num>
   <w:num w:numId="8" w16cid:durableId="844174610">
-    <w:abstractNumId w:val="18"/>
+    <w:abstractNumId w:val="19"/>
   </w:num>
   <w:num w:numId="9" w16cid:durableId="417794655">
     <w:abstractNumId w:val="4"/>
   </w:num>
   <w:num w:numId="10" w16cid:durableId="1379862000">
-    <w:abstractNumId w:val="19"/>
+    <w:abstractNumId w:val="20"/>
   </w:num>
   <w:num w:numId="11" w16cid:durableId="815099510">
     <w:abstractNumId w:val="1"/>
   </w:num>
   <w:num w:numId="12" w16cid:durableId="77559995">
-    <w:abstractNumId w:val="12"/>
+    <w:abstractNumId w:val="13"/>
   </w:num>
   <w:num w:numId="13" w16cid:durableId="153103995">
     <w:abstractNumId w:val="3"/>
   </w:num>
   <w:num w:numId="14" w16cid:durableId="530217860">
-    <w:abstractNumId w:val="10"/>
+    <w:abstractNumId w:val="11"/>
   </w:num>
   <w:num w:numId="15" w16cid:durableId="1290429788">
     <w:abstractNumId w:val="9"/>
@@ -4119,13 +5830,16 @@
     <w:abstractNumId w:val="2"/>
   </w:num>
   <w:num w:numId="19" w16cid:durableId="1366641264">
-    <w:abstractNumId w:val="15"/>
+    <w:abstractNumId w:val="16"/>
   </w:num>
   <w:num w:numId="20" w16cid:durableId="1440024268">
-    <w:abstractNumId w:val="20"/>
+    <w:abstractNumId w:val="21"/>
   </w:num>
   <w:num w:numId="21" w16cid:durableId="1574044496">
     <w:abstractNumId w:val="7"/>
+  </w:num>
+  <w:num w:numId="22" w16cid:durableId="1594170998">
+    <w:abstractNumId w:val="10"/>
   </w:num>
 </w:numbering>
 </file>
@@ -4543,7 +6257,6 @@
   <w:style w:type="character" w:default="1" w:styleId="a0">
     <w:name w:val="Default Paragraph Font"/>
     <w:uiPriority w:val="1"/>
-    <w:semiHidden/>
     <w:unhideWhenUsed/>
   </w:style>
   <w:style w:type="table" w:default="1" w:styleId="a1">
